--- a/companies/calderwood-partners/People/2012.12.20 - Onboarding - David Wilson.docx
+++ b/companies/calderwood-partners/People/2012.12.20 - Onboarding - David Wilson.docx
@@ -3,28 +3,31 @@
 <w:document xmlns:wpc="http://schemas.microsoft.com/office/word/2010/wordprocessingCanvas" xmlns:mo="http://schemas.microsoft.com/office/mac/office/2008/main" xmlns:mc="http://schemas.openxmlformats.org/markup-compatibility/2006" xmlns:mv="urn:schemas-microsoft-com:mac:vml" xmlns:o="urn:schemas-microsoft-com:office:office" xmlns:r="http://schemas.openxmlformats.org/officeDocument/2006/relationships" xmlns:m="http://schemas.openxmlformats.org/officeDocument/2006/math" xmlns:v="urn:schemas-microsoft-com:vml" xmlns:wp14="http://schemas.microsoft.com/office/word/2010/wordprocessingDrawing" xmlns:wp="http://schemas.openxmlformats.org/drawingml/2006/wordprocessingDrawing" xmlns:w10="urn:schemas-microsoft-com:office:word" xmlns:w="http://schemas.openxmlformats.org/wordprocessingml/2006/main" xmlns:w14="http://schemas.microsoft.com/office/word/2010/wordml" xmlns:wpg="http://schemas.microsoft.com/office/word/2010/wordprocessingGroup" xmlns:wpi="http://schemas.microsoft.com/office/word/2010/wordprocessingInk" xmlns:wne="http://schemas.microsoft.com/office/word/2006/wordml" xmlns:wps="http://schemas.microsoft.com/office/word/2010/wordprocessingShape" mc:Ignorable="w14 wp14">
   <w:body>
     <w:p>
+      <w:pPr>
+        <w:pStyle w:val="Heading1"/>
+      </w:pPr>
       <w:r>
-        <w:t>David Wilson joins us this week as our Office Manager, in Operations. He runs the back-office side of the practice: the arrangements that keep an office working day to day, the vendor and facilities matters, and the administrative setup that every new hire and every engagement quietly depends on. He keeps a clear record of what has been agreed and who owns it, and he writes it down in full, so that nothing important is left to memory. That is the temperament the seat wants.</w:t>
+        <w:t>Welcome to the Firm: David Wilson</w:t>
       </w:r>
     </w:p>
     <w:p>
       <w:r>
-        <w:t>David Wilson reports to Jeffrey Jackson, Director of Operations. Jeffrey will walk him through the standing arrangements in the first weeks: the vendor relationships, the office calendar, the expense and systems routines the whole firm runs on, and the handful of recurring obligations that have to be met on time. As David takes those over, he and Jeffrey should agree plainly where each responsibility now sits, so the handover leaves nothing in the gap between them.</w:t>
+        <w:t>David Wilson joins the firm this week as Office Manager in Operations, and Julie Ramsey records here where the role sits and what the first weeks should establish. He takes on resourcing and scheduling for the practice, which is to say the daily work of matching people to engagements and untangling the collisions that follow when three teams want the same two analysts in the same week, and doing it so that no engagement is left short and no one is quietly overcommitted.</w:t>
       </w:r>
     </w:p>
     <w:p>
       <w:r>
-        <w:t>For his own first days, the setup runs the way it does for anyone joining: systems, email, and access are arranged early in the week, and he will shortly be the person arranging them for the next hire himself. His desk is with the Operations staff. He should spend the opening period learning how the office is currently run before he changes anything in it, and he should ask about the reasons behind an arrangement that looks odd, since several of ours exist for a reason that is not obvious at first sight. Where he does decide something is worth changing, he should set down what it was and why, so that the next person to hold this seat inherits the reasoning and not only the result.</w:t>
+        <w:t>It is a role the firm depends on more than its title suggests, because a staffing plan that lives only in a hallway agreement is no plan at all, and one of the things I value in his way of working is the insistence that a commitment be confirmed in writing before it is treated as real. His notes are short and functional, and they should stay that way: who is doing what, for whom, and by when, with the calendar kept honest even when that means telling a partner that the person they want is already spoken for.</w:t>
       </w:r>
     </w:p>
     <w:p>
       <w:r>
-        <w:t>One expectation matters more than the rest in this seat. When something is agreed, whether a vendor term, an office change, or a commitment the firm has made, he should get it in writing and make clear who is responsible for it. A great deal of what keeps a practice running smoothly is simply a matter of the arrangements being recorded and their owners being known, and that is work I want done thoroughly. Anything Jeffrey cannot settle, he can bring to me.</w:t>
+        <w:t>David Wilson reports to Jeffrey Jackson, Director of Operations, who will set his priorities, walk him through how the firm's calendar and resourcing are actually run, and be his point of resort when two legitimate claims on the same person cannot both be met. Where a scheduling conflict cannot be resolved at his level, it goes to Jeffrey Jackson with the options laid out, not as an open question left for someone else to close.</w:t>
       </w:r>
     </w:p>
     <w:p>
       <w:r>
-        <w:t>Julie Ramsey, Managing Principal</w:t>
+        <w:t>The first period is for learning the mechanics: how engagements request staff, how far ahead the calendar is planned, and where the firm's tolerance for a double-booking runs out. His access and workspace are arranged. His first task, which Jeffrey Jackson will set this week, is to take ownership of the current staffing calendar and reconcile it against the engagements now in flight, so that he learns the firm's rhythm by holding its schedule from the first day. Once he has the current picture, he should give Jeffrey Jackson a short written read on where the next month is already tight, so that the collisions we can see coming are handled before they reach a team lead as a surprise.</w:t>
       </w:r>
     </w:p>
     <w:sectPr>
